--- a/az/discovery-articles/7.5 Robototexnika.docx
+++ b/az/discovery-articles/7.5 Robototexnika.docx
@@ -4,549 +4,363 @@
   <w:body>
     <w:p>
       <w:pPr>
-        <w:keepNext/>
-        <w:spacing w:before="280" w:after="120"/>
+        <w:pStyle w:val="Title"/>
+        <w:widowControl/>
       </w:pPr>
       <w:r>
-        <w:rPr>
-          <w:rFonts w:ascii="Calibri" w:hAnsi="Calibri" w:eastAsia="Calibri"/>
-          <w:b/>
-          <w:i w:val="0"/>
-          <w:color w:val="004E8C"/>
-          <w:sz w:val="44"/>
-        </w:rPr>
         <w:t>7.5 Robototexnika</w:t>
       </w:r>
     </w:p>
     <w:p>
       <w:pPr>
-        <w:spacing w:after="80"/>
+        <w:keepNext/>
+        <w:widowControl/>
       </w:pPr>
       <w:r>
         <w:rPr>
-          <w:rFonts w:ascii="Calibri" w:hAnsi="Calibri" w:eastAsia="Calibri"/>
-          <w:b w:val="0"/>
-          <w:i/>
-          <w:color w:val="505050"/>
-          <w:sz w:val="22"/>
+          <w:sz w:val="20"/>
         </w:rPr>
-        <w:t>7. Yeni və transformativ texnologiyalar</w:t>
-      </w:r>
-    </w:p>
-    <w:p>
-      <w:pPr>
-        <w:spacing w:after="200"/>
-      </w:pPr>
-      <w:r>
-        <w:rPr>
-          <w:rFonts w:ascii="Calibri" w:hAnsi="Calibri" w:eastAsia="Calibri"/>
-          <w:b w:val="0"/>
-          <w:i/>
-          <w:sz w:val="22"/>
-        </w:rPr>
-        <w:t>Dövr: 1961-ci il (Unimate, ilk sənaye robotu); 1970-ci illərdə avtomatlaşdırılmış istehsal; XXI əsrdə süni intellektlə gücləndirilmiş robototexnika | Əsas simalar: Corc Devol (Unimate, 1961); Cozef Engelberger; Boston Dynamics; Rodni Bruks; Masahiro Mori</w:t>
-      </w:r>
-    </w:p>
-    <w:p>
-      <w:pPr>
-        <w:spacing w:after="160" w:line="276" w:lineRule="auto"/>
-      </w:pPr>
-      <w:r>
-        <w:rPr>
-          <w:rFonts w:ascii="Calibri" w:hAnsi="Calibri" w:eastAsia="Calibri"/>
-          <w:b w:val="0"/>
-          <w:i w:val="0"/>
-          <w:sz w:val="22"/>
-        </w:rPr>
-        <w:t>Robototexnika fiziki aləmi qavrayan, qərar verən və hərəkət edən maşınların layihələndirilməsidir. Zavod manipulyatorlarından cərrahi köməkçilərə qədər robotlar proqramlaşdırılmış mexanizmlərin imkanlarını genişləndirir.</w:t>
+        <w:t>7 Yeni və dəyişdirici texnologiyalar</w:t>
       </w:r>
     </w:p>
     <w:p>
       <w:pPr>
         <w:keepNext/>
-        <w:spacing w:before="240" w:after="120"/>
+        <w:widowControl/>
       </w:pPr>
       <w:r>
         <w:rPr>
-          <w:rFonts w:ascii="Calibri" w:hAnsi="Calibri" w:eastAsia="Calibri"/>
-          <w:b/>
-          <w:i w:val="0"/>
-          <w:color w:val="004E8C"/>
-          <w:sz w:val="28"/>
+          <w:sz w:val="20"/>
         </w:rPr>
-        <w:t>Əsas faktlar</w:t>
+        <w:t>Dövr: 1961 (Unimate, ilk sənaye robotu); 1970-ci illərdə avtomatlaşdırılmış istehsal; XXI əsrdə süni intellektli robototexnika | Əsas şəxslər və qurumlar: Corc Devol (Unimate, 1961); Cozef Engelberger; Boston Dynamics; Rodni Bruks; Masahiro Mori</w:t>
+      </w:r>
+    </w:p>
+    <w:p>
+      <w:pPr>
+        <w:widowControl/>
+      </w:pPr>
+      <w:r>
+        <w:t>Robototexnika fiziki dünyanı duyub qərar verən və hərəkət edən maşınların hazırlanmasıdır. Zavod qollarından cərrahi köməkçilərə qədər robotlar proqramla idarə olunan mexanizmlərin imkanlarını genişləndirir.</w:t>
+      </w:r>
+    </w:p>
+    <w:p>
+      <w:pPr>
+        <w:pStyle w:val="Heading1"/>
+        <w:widowControl/>
+      </w:pPr>
+      <w:r>
+        <w:t>Əsas məlumatlar</w:t>
       </w:r>
     </w:p>
     <w:p>
       <w:pPr>
         <w:pStyle w:val="ListBullet"/>
+        <w:widowControl/>
       </w:pPr>
       <w:r>
-        <w:rPr>
-          <w:rFonts w:ascii="Calibri" w:hAnsi="Calibri" w:eastAsia="Calibri"/>
-          <w:b w:val="0"/>
-          <w:i w:val="0"/>
-          <w:sz w:val="22"/>
-        </w:rPr>
-        <w:t>“Robot” sözü Karel Çapekin 1920-ci ildə yazdığı R.U.R. pyesindən gəlir</w:t>
+        <w:t>«Robot» sözü Karel Çapekin 1920-ci il «R.U.R.» — «Rossumun universal robotları» pyesindən gəlir.</w:t>
       </w:r>
     </w:p>
     <w:p>
       <w:pPr>
         <w:pStyle w:val="ListBullet"/>
+        <w:widowControl/>
       </w:pPr>
       <w:r>
-        <w:rPr>
-          <w:rFonts w:ascii="Calibri" w:hAnsi="Calibri" w:eastAsia="Calibri"/>
-          <w:b w:val="0"/>
-          <w:i w:val="0"/>
-          <w:sz w:val="22"/>
-        </w:rPr>
-        <w:t>1961-ci ildə General Motors zavodunda quraşdırılan Unimate ilk sənaye robotlarından biri idi</w:t>
+        <w:t>1961-ci ildə General Motors zavodunda quraşdırılmış Unimate erkən sənaye robotlarından idi.</w:t>
       </w:r>
     </w:p>
     <w:p>
       <w:pPr>
         <w:pStyle w:val="ListBullet"/>
+        <w:widowControl/>
       </w:pPr>
       <w:r>
-        <w:rPr>
-          <w:rFonts w:ascii="Calibri" w:hAnsi="Calibri" w:eastAsia="Calibri"/>
-          <w:b w:val="0"/>
-          <w:i w:val="0"/>
-          <w:sz w:val="22"/>
-        </w:rPr>
-        <w:t>Robot adətən sensorları, kompüteri və hərəkəti yaradan icra mexanizmlərini birləşdirir</w:t>
+        <w:t>Robot adətən sensorları, kompüteri və hərəkəti yaradan icra mexanizmlərini, məsələn, mühərrikləri birləşdirir.</w:t>
       </w:r>
     </w:p>
     <w:p>
       <w:pPr>
         <w:pStyle w:val="ListBullet"/>
+        <w:widowControl/>
       </w:pPr>
       <w:r>
-        <w:rPr>
-          <w:rFonts w:ascii="Calibri" w:hAnsi="Calibri" w:eastAsia="Calibri"/>
-          <w:b w:val="0"/>
-          <w:i w:val="0"/>
-          <w:sz w:val="22"/>
-        </w:rPr>
-        <w:t>İşlək robotların çoxu insan şəklində deyil, konkret vəzifə üçün hazırlanıb</w:t>
+        <w:t>İşləyən robotların əksəriyyəti insanabənzər deyil, müəyyən iş üçün hazırlanmışdır.</w:t>
       </w:r>
     </w:p>
     <w:p>
       <w:pPr>
         <w:pStyle w:val="ListBullet"/>
+        <w:widowControl/>
       </w:pPr>
       <w:r>
-        <w:rPr>
-          <w:rFonts w:ascii="Calibri" w:hAnsi="Calibri" w:eastAsia="Calibri"/>
-          <w:b w:val="0"/>
-          <w:i w:val="0"/>
-          <w:sz w:val="22"/>
-        </w:rPr>
-        <w:t>Süni intellekt qavrama–qərarvermə–hərəkət zəncirində getdikcə daha çox qərarvermə hissəsini yerinə yetirir</w:t>
+        <w:t>Süni intellekt «duy–qərar ver–hərəkət et» ardıcıllığının qərar mərhələsində getdikcə daha çox istifadə olunur.</w:t>
       </w:r>
     </w:p>
     <w:p>
       <w:pPr>
-        <w:keepNext/>
-        <w:spacing w:before="240" w:after="120"/>
+        <w:pStyle w:val="Heading1"/>
+        <w:widowControl/>
       </w:pPr>
       <w:r>
-        <w:rPr>
-          <w:rFonts w:ascii="Calibri" w:hAnsi="Calibri" w:eastAsia="Calibri"/>
-          <w:b/>
-          <w:i w:val="0"/>
-          <w:color w:val="004E8C"/>
-          <w:sz w:val="28"/>
-        </w:rPr>
         <w:t>Bu nədir</w:t>
       </w:r>
     </w:p>
     <w:p>
       <w:pPr>
-        <w:spacing w:after="160" w:line="276" w:lineRule="auto"/>
+        <w:widowControl/>
       </w:pPr>
       <w:r>
-        <w:rPr>
-          <w:rFonts w:ascii="Calibri" w:hAnsi="Calibri" w:eastAsia="Calibri"/>
-          <w:b w:val="0"/>
-          <w:i w:val="0"/>
-          <w:sz w:val="22"/>
-        </w:rPr>
-        <w:t>Robot ətraf mühiti sensorlarla qavrayan, cavabı hesablayan, hərəkət edən və ya əşyaları idarə edən maşındır. İcra mexanizmləri hərəkəti yaradan mühərrik və porşenlərdir. Sənaye robotlarının çoxu yeriyən insanabənzər maşın deyil, qoruyucu çəpər arxasında işləyən manipulyatorlardır. Avtonomluğun müxtəlif dərəcələri var: bəzi robotlar sabit marşrutu təkrarlayır, digərləri şəraitə uyğunlaşır. Robototexnika metal qulluqçu haqqında mif deyil, faydalı hərəkətin mühəndisliyidir.</w:t>
+        <w:t>Robot ətrafını sensorlarla müəyyənləşdirən, cavab hesablayan, hərəkət edən və ya əşyalarla işləyən maşındır. İcra mexanizmləri hərəkəti yaradan mühərrik və porşenlərdir. Sənaye robotlarının çoxu yeriyən insan fiquru deyil, qoruyucu hasar içindəki mexaniki qollardır. Müstəqillik dərəcələri fərqlidir: bəzisi sabit yolu təkrarlayır, bəzisi şəraitə uyğunlaşır. Robototexnika metal xidmətçi xəyali deyil, faydalı hərəkətin mühəndisliyidir.</w:t>
       </w:r>
     </w:p>
     <w:p>
       <w:pPr>
-        <w:keepNext/>
-        <w:spacing w:before="240" w:after="120"/>
+        <w:pStyle w:val="Heading1"/>
+        <w:widowControl/>
       </w:pPr>
       <w:r>
-        <w:rPr>
-          <w:rFonts w:ascii="Calibri" w:hAnsi="Calibri" w:eastAsia="Calibri"/>
-          <w:b/>
-          <w:i w:val="0"/>
-          <w:color w:val="004E8C"/>
-          <w:sz w:val="28"/>
-        </w:rPr>
-        <w:t>Onu kim kəşf və ya ixtira edib</w:t>
+        <w:t>Kim kəşf edib və ya yaradıb</w:t>
       </w:r>
     </w:p>
     <w:p>
       <w:pPr>
-        <w:spacing w:after="160" w:line="276" w:lineRule="auto"/>
+        <w:widowControl/>
       </w:pPr>
       <w:r>
-        <w:rPr>
-          <w:rFonts w:ascii="Calibri" w:hAnsi="Calibri" w:eastAsia="Calibri"/>
-          <w:b w:val="0"/>
-          <w:i w:val="0"/>
-          <w:sz w:val="22"/>
-        </w:rPr>
-        <w:t>Karel Çapekin pyesi məcburi əmək bildirən slavyan kökündən yaranan sözü dünyaya tanıtdı. Corc Devol və Cozef Engelberger 1961-ci ildə qızdırılmış metal hissələri daşıyıb yığan Unimate robotunu kommersiyalaşdırdılar. Əvvəlki avtomatlar və Qrey Volterin tısbağaşəkilli robotları bu texnologiyanın sələfləri idi. Daha sonra Yaponiya, Almaniya və başqa ölkələr robot sənayesi yaratdılar. Bugünkü cərrahi köməkçilər və anbar robotları çoxsaylı yaradıcıların əməyidir.</w:t>
+        <w:t>Karel Çapekin pyesi məcburi əmək mənalı slavyan kökündən yaranan sözü dünyaya tanıtdı. Corc Devol və Cozef Engelberger 1961-ci ildə isti metal hissələri yığan Unimate-i kommersiyalaşdırdılar. Daha əvvəlki avtomatlar və Qrey Uolterin «tısbağa» robotları onun sələfləri idi. Yaponiya, Almaniya və başqa ölkələr robot sənayesi qurdular. Bugünkü cərrahi köməkçilər və anbar robotları çoxsaylı töhfələrin nəticəsidir.</w:t>
       </w:r>
     </w:p>
     <w:p>
       <w:pPr>
-        <w:keepNext/>
-        <w:spacing w:before="240" w:after="120"/>
+        <w:pStyle w:val="Heading1"/>
+        <w:widowControl/>
       </w:pPr>
       <w:r>
-        <w:rPr>
-          <w:rFonts w:ascii="Calibri" w:hAnsi="Calibri" w:eastAsia="Calibri"/>
-          <w:b/>
-          <w:i w:val="0"/>
-          <w:color w:val="004E8C"/>
-          <w:sz w:val="28"/>
-        </w:rPr>
-        <w:t>Nə vaxt və necə meydana gəlib</w:t>
+        <w:t>Nə vaxt və necə yaranıb</w:t>
       </w:r>
     </w:p>
     <w:p>
       <w:pPr>
-        <w:spacing w:after="160" w:line="276" w:lineRule="auto"/>
+        <w:widowControl/>
       </w:pPr>
       <w:r>
-        <w:rPr>
-          <w:rFonts w:ascii="Calibri" w:hAnsi="Calibri" w:eastAsia="Calibri"/>
-          <w:b w:val="0"/>
-          <w:i w:val="0"/>
-          <w:sz w:val="22"/>
-        </w:rPr>
-        <w:t>1960-cı ildən sonrakı zavodlar yorulmadan təkrarlanan və təhlükəli işləri yerinə yetirən maşınlara ehtiyac duyurdu. Hesablama texnikası, hidravlika, sonralar isə ucuz sensorlar bunu mümkün etdi. 1980-ci illərin sürətli yüksəlişi və enişi göstərdi ki, təkcə ağıllı manipulyator kifayət deyil, robot üçün uyğun vəzifə də seçilməlidir. XXI əsrin anbarları və xəstəxanaları yeni bazarlar yaratdı. İnsanabənzər robot nümayişləri kameraların diqqətini çəkir, gəliri isə ixtisaslaşmış maşınlar gətirir.</w:t>
+        <w:t>1960-cı ildən sonra zavodlar təkrarlanan, təhlükəli işləri yorulmadan görən maşınlar istəyirdilər. Hesablama texnikası, hidravlika və sonralar ucuz sensorlar bunu mümkün etdi. 1980-ci illərin yüksəlişi və geriləməsi göstərdi ki, robota yalnız ağıllı qol deyil, uyğun iş də lazımdır. XXI əsrin anbar və xəstəxanaları yeni bazarlar yaratdı. İnsanabənzər nümayişlər diqqət çəkir, gəlirin əsasını isə ixtisaslaşmış maşınlar verir.</w:t>
       </w:r>
     </w:p>
     <w:p>
       <w:pPr>
-        <w:keepNext/>
-        <w:spacing w:before="240" w:after="120"/>
+        <w:pStyle w:val="Heading1"/>
+        <w:widowControl/>
       </w:pPr>
       <w:r>
-        <w:rPr>
-          <w:rFonts w:ascii="Calibri" w:hAnsi="Calibri" w:eastAsia="Calibri"/>
-          <w:b/>
-          <w:i w:val="0"/>
-          <w:color w:val="004E8C"/>
-          <w:sz w:val="28"/>
-        </w:rPr>
-        <w:t>Elmi baxımdan əhəmiyyəti</w:t>
+        <w:t>Elm üçün əhəmiyyəti</w:t>
       </w:r>
     </w:p>
     <w:p>
       <w:pPr>
-        <w:spacing w:after="160" w:line="276" w:lineRule="auto"/>
+        <w:widowControl/>
       </w:pPr>
       <w:r>
-        <w:rPr>
-          <w:rFonts w:ascii="Calibri" w:hAnsi="Calibri" w:eastAsia="Calibri"/>
-          <w:b w:val="0"/>
-          <w:i w:val="0"/>
-          <w:sz w:val="22"/>
-        </w:rPr>
-        <w:t>Robototexnika mexanikanın, idarəetmə nəzəriyyəsinin və kompüter görməsinin qovuşduğu sahədir. O, hərəkət edən kütlənin yaxınlığında təhlükəsizliyin dəqiq qaydalarla müəyyənləşdirilməsini tələb edir. Elmi baxımdan sadə fiziki hərəkət üçün nə qədər intellekt lazım olduğunu sınayır — fincanı tutmaq hələ də çətin məsələdir. Bu sahə süni intellektə də geribildirim verir: real dünyada uğursuz olan robot öz səhvini məlumat toplusunun arxasında gizlədə bilməz.</w:t>
+        <w:t>Robototexnika mexanikanı, idarəetmə nəzəriyyəsini və kompüter görməsini birləşdirir. Hərəkət edən ağır cisimlərin yanında təhlükəsizliyin dəqiq müəyyənləşdirilməsini tələb edir. Sadə fiziki hərəkət üçün nə qədər zəka lazım olduğunu sınayır: fincanı tutmaq belə hələ çətindir. Sahə süni intellektə də təsir edir; real dünyada uğursuz olan robotun səhvini məlumat toplusunda gizlətmək olmur.</w:t>
       </w:r>
     </w:p>
     <w:p>
       <w:pPr>
-        <w:keepNext/>
-        <w:spacing w:before="240" w:after="120"/>
+        <w:pStyle w:val="Heading1"/>
+        <w:widowControl/>
       </w:pPr>
       <w:r>
-        <w:rPr>
-          <w:rFonts w:ascii="Calibri" w:hAnsi="Calibri" w:eastAsia="Calibri"/>
-          <w:b/>
-          <w:i w:val="0"/>
-          <w:color w:val="004E8C"/>
-          <w:sz w:val="28"/>
-        </w:rPr>
-        <w:t>Sonrakı inkişaflara necə təsir göstərib</w:t>
+        <w:t>Sonrakı inkişafa təsiri</w:t>
       </w:r>
     </w:p>
     <w:p>
       <w:pPr>
-        <w:spacing w:after="160" w:line="276" w:lineRule="auto"/>
+        <w:widowControl/>
       </w:pPr>
       <w:r>
-        <w:rPr>
-          <w:rFonts w:ascii="Calibri" w:hAnsi="Calibri" w:eastAsia="Calibri"/>
-          <w:b w:val="0"/>
-          <w:i w:val="0"/>
-          <w:sz w:val="22"/>
-        </w:rPr>
-        <w:t>Qaynaq, rəngləmə, mikroçiplərin daşınması və indi də ünvanadək çatdırılma təcrübələri bu inkişafın davamıdır. Dronlar uçan robotlardır. Yumşaq robotlar və ekzoskeletlər insanlarla daha yaxın şəraitdə işləməyə çalışır. Bunun ardınca tənzimləmə və əmək məsələləri gəlir: zərərə görə kim cavabdehdir və kimin işi aradan qalxır? Evlər nizamsız mühit olduğuna görə məişət robotlarının imkanları hələ məhduddur.</w:t>
+        <w:t>Qaynaq, rəngləmə, çiplərlə işləmə və indi sifarişin son ünvanına çatdırılması sınaqları sonrakı tətbiqlərdir. Dronlar uçan robotlardır. Yumşaq materiallı robotlar və bədəni xaricdən dəstəkləyən ekzoskeletlər insanla daha yaxın işləməyə çalışır. Kimin məsuliyyət daşıdığı və kimin işinin əvəzləndiyi barədə hüquqi və əmək sualları yaranır. Evlər nizamsız və müxtəlif olduğundan ev robotlarının imkanları məhduddur.</w:t>
       </w:r>
     </w:p>
     <w:p>
       <w:pPr>
-        <w:keepNext/>
-        <w:spacing w:before="240" w:after="120"/>
+        <w:pStyle w:val="Heading1"/>
+        <w:widowControl/>
       </w:pPr>
       <w:r>
-        <w:rPr>
-          <w:rFonts w:ascii="Calibri" w:hAnsi="Calibri" w:eastAsia="Calibri"/>
-          <w:b/>
-          <w:i w:val="0"/>
-          <w:color w:val="004E8C"/>
-          <w:sz w:val="28"/>
-        </w:rPr>
         <w:t>İnsan həyatını necə dəyişib</w:t>
       </w:r>
     </w:p>
     <w:p>
       <w:pPr>
-        <w:spacing w:after="160" w:line="276" w:lineRule="auto"/>
+        <w:widowControl/>
       </w:pPr>
       <w:r>
-        <w:rPr>
-          <w:rFonts w:ascii="Calibri" w:hAnsi="Calibri" w:eastAsia="Calibri"/>
-          <w:b w:val="0"/>
-          <w:i w:val="0"/>
-          <w:sz w:val="22"/>
-        </w:rPr>
-        <w:t>Robotlar işçiləri bəzi zəhərli və təkrarlanan işlərdən azad etdi, lakin avtomatlaşdırmadan yalnız işçi sayını azaltmaq üçün istifadə olunan yerlərdə onların kollektiv təsir imkanını zəiflətdi. İstehlakçılar daha ucuz məhsullar, bəzən isə daha keyfiyyətsiz xidmət qazandılar. Cəmiyyət artan məhsuldarlığın faydasını necə bölüşdürəcəyinə qərar verməlidir. Robototexnika əməyin həm ləyaqətini, həm də təhlükəsini davamlı şəkildə dəyişir.</w:t>
+        <w:t>İşçilər bəzi zəhərli və təkrarlanan tapşırıqlardan azad oldular. Avtomatlaşdırmanın yalnız işçi sayını azaltmaq üçün istifadə edildiyi yerlərdə onların danışıqlardakı mövqeyi də zəiflədi. İstehlakçılar ucuz mallar, bəzən isə daha zəif xidmət aldılar. Cəmiyyət məhsuldarlıq qazancının necə bölüşdürüləcəyini müəyyənləşdirməlidir. Robototexnika işin təhlükələrini və insan əməyinin dəyərini yenidən formalaşdırır.</w:t>
       </w:r>
     </w:p>
     <w:p>
       <w:pPr>
-        <w:keepNext/>
-        <w:spacing w:before="240" w:after="120"/>
+        <w:pStyle w:val="Heading1"/>
+        <w:widowControl/>
       </w:pPr>
       <w:r>
-        <w:rPr>
-          <w:rFonts w:ascii="Calibri" w:hAnsi="Calibri" w:eastAsia="Calibri"/>
-          <w:b/>
-          <w:i w:val="0"/>
-          <w:color w:val="004E8C"/>
-          <w:sz w:val="28"/>
-        </w:rPr>
         <w:t>Mənbələr və istinadlar</w:t>
       </w:r>
     </w:p>
     <w:p>
       <w:pPr>
-        <w:keepNext/>
-        <w:spacing w:before="240" w:after="120"/>
+        <w:pStyle w:val="Heading2"/>
+        <w:widowControl/>
       </w:pPr>
       <w:r>
         <w:rPr>
-          <w:rFonts w:ascii="Calibri" w:hAnsi="Calibri" w:eastAsia="Calibri"/>
-          <w:b/>
-          <w:i w:val="0"/>
-          <w:color w:val="004E8C"/>
-          <w:sz w:val="24"/>
+          <w:sz w:val="20"/>
         </w:rPr>
-        <w:t>C. Təşkilatların materialları və ensiklopedik mənbələr</w:t>
+        <w:t>C Qurumların materialları və ensiklopedik mənbələr</w:t>
       </w:r>
     </w:p>
     <w:p>
       <w:pPr>
-        <w:spacing w:after="80"/>
-        <w:ind w:left="360"/>
+        <w:widowControl/>
       </w:pPr>
       <w:r>
         <w:rPr>
-          <w:rFonts w:ascii="Calibri" w:hAnsi="Calibri" w:eastAsia="Calibri"/>
-          <w:b w:val="0"/>
-          <w:i w:val="0"/>
-          <w:sz w:val="22"/>
+          <w:sz w:val="20"/>
         </w:rPr>
-        <w:t>1. Encyclopaedia Britannica. “Robot” (“Robot”).</w:t>
-      </w:r>
-      <w:r>
-        <w:rPr>
-          <w:rFonts w:ascii="Calibri" w:hAnsi="Calibri" w:eastAsia="Calibri"/>
-          <w:b w:val="0"/>
-          <w:i w:val="0"/>
-          <w:sz w:val="22"/>
-        </w:rPr>
-        <w:t xml:space="preserve"> </w:t>
+        <w:t xml:space="preserve">1. Encyclopaedia Britannica. 'Robot.' </w:t>
       </w:r>
       <w:hyperlink r:id="rId9">
         <w:r>
           <w:rPr>
-            <w:rFonts w:ascii="Calibri" w:hAnsi="Calibri" w:eastAsia="Calibri"/>
-            <w:b w:val="0"/>
-            <w:i w:val="0"/>
-            <w:sz w:val="22"/>
-            <w:color w:val="0563C1"/>
-            <w:u w:val="single"/>
+            <w:sz w:val="20"/>
           </w:rPr>
           <w:t>https://www.britannica.com/technology/robot-technology</w:t>
         </w:r>
       </w:hyperlink>
+      <w:r>
+        <w:rPr>
+          <w:sz w:val="20"/>
+        </w:rPr>
+      </w:r>
     </w:p>
     <w:p>
       <w:pPr>
-        <w:spacing w:after="80"/>
-        <w:ind w:left="360"/>
+        <w:widowControl/>
       </w:pPr>
       <w:r>
         <w:rPr>
-          <w:rFonts w:ascii="Calibri" w:hAnsi="Calibri" w:eastAsia="Calibri"/>
-          <w:b w:val="0"/>
-          <w:i w:val="0"/>
-          <w:sz w:val="22"/>
+          <w:sz w:val="20"/>
         </w:rPr>
-        <w:t>2. Encyclopaedia Britannica. “Karel Čapek” (“Karel Çapek”).</w:t>
-      </w:r>
-      <w:r>
-        <w:rPr>
-          <w:rFonts w:ascii="Calibri" w:hAnsi="Calibri" w:eastAsia="Calibri"/>
-          <w:b w:val="0"/>
-          <w:i w:val="0"/>
-          <w:sz w:val="22"/>
-        </w:rPr>
-        <w:t xml:space="preserve"> </w:t>
+        <w:t xml:space="preserve">2. Encyclopaedia Britannica. 'Karel Čapek.' </w:t>
       </w:r>
       <w:hyperlink r:id="rId10">
         <w:r>
           <w:rPr>
-            <w:rFonts w:ascii="Calibri" w:hAnsi="Calibri" w:eastAsia="Calibri"/>
-            <w:b w:val="0"/>
-            <w:i w:val="0"/>
-            <w:sz w:val="22"/>
-            <w:color w:val="0563C1"/>
-            <w:u w:val="single"/>
+            <w:sz w:val="20"/>
           </w:rPr>
           <w:t>https://www.britannica.com/biography/Karel-Capek</w:t>
         </w:r>
       </w:hyperlink>
-    </w:p>
-    <w:p>
-      <w:pPr>
-        <w:keepNext/>
-        <w:spacing w:before="240" w:after="120"/>
-      </w:pPr>
       <w:r>
         <w:rPr>
-          <w:rFonts w:ascii="Calibri" w:hAnsi="Calibri" w:eastAsia="Calibri"/>
-          <w:b/>
-          <w:i w:val="0"/>
-          <w:color w:val="004E8C"/>
-          <w:sz w:val="24"/>
+          <w:sz w:val="20"/>
         </w:rPr>
-        <w:t>D. Muzey, arxiv və kitabxana materialları</w:t>
       </w:r>
     </w:p>
     <w:p>
       <w:pPr>
-        <w:spacing w:after="80"/>
-        <w:ind w:left="360"/>
+        <w:pStyle w:val="Heading2"/>
+        <w:widowControl/>
       </w:pPr>
       <w:r>
         <w:rPr>
-          <w:rFonts w:ascii="Calibri" w:hAnsi="Calibri" w:eastAsia="Calibri"/>
-          <w:b w:val="0"/>
-          <w:i w:val="0"/>
-          <w:sz w:val="22"/>
+          <w:sz w:val="20"/>
         </w:rPr>
-        <w:t>1. The Henry Ford. Unimate və sənaye robotları.</w:t>
+        <w:t>D Muzey arxiv və kitabxana materialları</w:t>
       </w:r>
+    </w:p>
+    <w:p>
+      <w:pPr>
+        <w:widowControl/>
+      </w:pPr>
       <w:r>
         <w:rPr>
-          <w:rFonts w:ascii="Calibri" w:hAnsi="Calibri" w:eastAsia="Calibri"/>
-          <w:b w:val="0"/>
-          <w:i w:val="0"/>
-          <w:sz w:val="22"/>
+          <w:sz w:val="20"/>
         </w:rPr>
-        <w:t xml:space="preserve"> </w:t>
+        <w:t xml:space="preserve">1. The Henry Ford. Unimate and industrial robots. </w:t>
       </w:r>
       <w:hyperlink r:id="rId11">
         <w:r>
           <w:rPr>
-            <w:rFonts w:ascii="Calibri" w:hAnsi="Calibri" w:eastAsia="Calibri"/>
-            <w:b w:val="0"/>
-            <w:i w:val="0"/>
-            <w:sz w:val="22"/>
-            <w:color w:val="0563C1"/>
-            <w:u w:val="single"/>
+            <w:sz w:val="20"/>
           </w:rPr>
           <w:t>https://www.thehenryford.org/collections-and-research/digital-collections/artifact/157068/</w:t>
         </w:r>
       </w:hyperlink>
-    </w:p>
-    <w:p>
-      <w:pPr>
-        <w:keepNext/>
-        <w:spacing w:before="240" w:after="120"/>
-      </w:pPr>
       <w:r>
         <w:rPr>
-          <w:rFonts w:ascii="Calibri" w:hAnsi="Calibri" w:eastAsia="Calibri"/>
-          <w:b/>
-          <w:i w:val="0"/>
-          <w:color w:val="004E8C"/>
-          <w:sz w:val="24"/>
+          <w:sz w:val="20"/>
         </w:rPr>
-        <w:t>H. Peşəkar cəmiyyətlər və standartlaşdırma qurumları</w:t>
       </w:r>
     </w:p>
     <w:p>
       <w:pPr>
-        <w:spacing w:after="80"/>
-        <w:ind w:left="360"/>
+        <w:pStyle w:val="Heading2"/>
+        <w:widowControl/>
       </w:pPr>
       <w:r>
         <w:rPr>
-          <w:rFonts w:ascii="Calibri" w:hAnsi="Calibri" w:eastAsia="Calibri"/>
-          <w:b w:val="0"/>
-          <w:i w:val="0"/>
-          <w:sz w:val="22"/>
+          <w:sz w:val="20"/>
         </w:rPr>
-        <w:t>1. IEEE Robotics and Automation Society.</w:t>
+        <w:t>H Peşə birlikləri və standartlaşdırma qurumları</w:t>
       </w:r>
+    </w:p>
+    <w:p>
+      <w:pPr>
+        <w:widowControl/>
+      </w:pPr>
       <w:r>
         <w:rPr>
-          <w:rFonts w:ascii="Calibri" w:hAnsi="Calibri" w:eastAsia="Calibri"/>
-          <w:b w:val="0"/>
-          <w:i w:val="0"/>
-          <w:sz w:val="22"/>
+          <w:sz w:val="20"/>
         </w:rPr>
-        <w:t xml:space="preserve"> </w:t>
+        <w:t xml:space="preserve">1. IEEE Robotics and Automation Society. </w:t>
       </w:r>
       <w:hyperlink r:id="rId12">
         <w:r>
           <w:rPr>
-            <w:rFonts w:ascii="Calibri" w:hAnsi="Calibri" w:eastAsia="Calibri"/>
-            <w:b w:val="0"/>
-            <w:i w:val="0"/>
-            <w:sz w:val="22"/>
-            <w:color w:val="0563C1"/>
-            <w:u w:val="single"/>
+            <w:sz w:val="20"/>
           </w:rPr>
           <w:t>https://www.ieee-ras.org/</w:t>
         </w:r>
       </w:hyperlink>
+      <w:r>
+        <w:rPr>
+          <w:sz w:val="20"/>
+        </w:rPr>
+      </w:r>
     </w:p>
     <w:sectPr>
-      <w:pgSz w:w="12240" w:h="15840"/>
-      <w:pgMar w:top="1296" w:right="1440" w:bottom="1296" w:left="1440" w:header="720" w:footer="720" w:gutter="0"/>
+      <w:footerReference w:type="default" r:id="rId13"/>
+      <w:pgSz w:w="11906" w:h="16838"/>
+      <w:pgMar w:top="1020" w:right="1134" w:bottom="1020" w:left="1134" w:header="720" w:footer="720" w:gutter="0"/>
       <w:cols w:space="720"/>
       <w:docGrid w:linePitch="360"/>
     </w:sectPr>
   </w:body>
 </w:document>
+</file>
+
+<file path=word/footer1.xml><?xml version="1.0" encoding="utf-8"?>
+<w:ftr xmlns:m="http://schemas.openxmlformats.org/officeDocument/2006/math" xmlns:mc="http://schemas.openxmlformats.org/markup-compatibility/2006" xmlns:mo="http://schemas.microsoft.com/office/mac/office/2008/main" xmlns:mv="urn:schemas-microsoft-com:mac:vml" xmlns:o="urn:schemas-microsoft-com:office:office" xmlns:r="http://schemas.openxmlformats.org/officeDocument/2006/relationships" xmlns:v="urn:schemas-microsoft-com:vml" xmlns:w10="urn:schemas-microsoft-com:office:word" xmlns:w14="http://schemas.microsoft.com/office/word/2010/wordml" xmlns:w="http://schemas.openxmlformats.org/wordprocessingml/2006/main" xmlns:wne="http://schemas.microsoft.com/office/word/2006/wordml" xmlns:wp14="http://schemas.microsoft.com/office/word/2010/wordprocessingDrawing" xmlns:wp="http://schemas.openxmlformats.org/drawingml/2006/wordprocessingDrawing" xmlns:wpc="http://schemas.microsoft.com/office/word/2010/wordprocessingCanvas" xmlns:wpg="http://schemas.microsoft.com/office/word/2010/wordprocessingGroup" xmlns:wpi="http://schemas.microsoft.com/office/word/2010/wordprocessingInk" xmlns:wps="http://schemas.microsoft.com/office/word/2010/wordprocessingShape" mc:Ignorable="w14 wp14">
+  <w:p>
+    <w:pPr>
+      <w:pStyle w:val="Footer"/>
+      <w:jc w:val="right"/>
+    </w:pPr>
+    <w:fldSimple w:instr="PAGE"/>
+  </w:p>
+</w:ftr>
 </file>
 
 <file path=word/numbering.xml><?xml version="1.0" encoding="utf-8"?>
@@ -757,7 +571,7 @@
   <w:docDefaults>
     <w:rPrDefault>
       <w:rPr>
-        <w:rFonts w:asciiTheme="minorHAnsi" w:eastAsiaTheme="minorEastAsia" w:hAnsiTheme="minorHAnsi" w:cstheme="minorBidi"/>
+        <w:rFonts/>
         <w:sz w:val="22"/>
         <w:szCs w:val="22"/>
         <w:lang w:val="en-US" w:eastAsia="en-US" w:bidi="ar-SA"/>
@@ -912,6 +726,15 @@
     <w:name w:val="Normal"/>
     <w:qFormat/>
     <w:rsid w:val="00FC693F"/>
+    <w:pPr>
+      <w:spacing w:after="120" w:line="259" w:lineRule="auto"/>
+    </w:pPr>
+    <w:rPr>
+      <w:rFonts w:ascii="Times New Roman" w:hAnsi="Times New Roman"/>
+      <w:color w:val="000000"/>
+      <w:sz w:val="24"/>
+      <w:lang w:val="az-Latn-AZ"/>
+    </w:rPr>
   </w:style>
   <w:style w:type="paragraph" w:styleId="Header">
     <w:name w:val="header"/>
@@ -968,16 +791,17 @@
     <w:pPr>
       <w:keepNext/>
       <w:keepLines/>
-      <w:spacing w:before="480" w:after="0"/>
+      <w:spacing w:before="480" w:after="120" w:line="259" w:lineRule="auto"/>
       <w:outlineLvl w:val="0"/>
     </w:pPr>
     <w:rPr>
-      <w:rFonts w:asciiTheme="majorHAnsi" w:eastAsiaTheme="majorEastAsia" w:hAnsiTheme="majorHAnsi" w:cstheme="majorBidi"/>
+      <w:rFonts w:ascii="Times New Roman" w:hAnsi="Times New Roman"/>
       <w:b/>
       <w:bCs/>
-      <w:color w:val="365F91" w:themeColor="accent1" w:themeShade="BF"/>
-      <w:sz w:val="28"/>
+      <w:color w:val="000000"/>
+      <w:sz w:val="26"/>
       <w:szCs w:val="28"/>
+      <w:lang w:val="az-Latn-AZ"/>
     </w:rPr>
   </w:style>
   <w:style w:type="paragraph" w:styleId="Heading2">
@@ -992,16 +816,17 @@
     <w:pPr>
       <w:keepNext/>
       <w:keepLines/>
-      <w:spacing w:before="200" w:after="0"/>
+      <w:spacing w:before="200" w:after="120" w:line="259" w:lineRule="auto"/>
       <w:outlineLvl w:val="1"/>
     </w:pPr>
     <w:rPr>
-      <w:rFonts w:asciiTheme="majorHAnsi" w:eastAsiaTheme="majorEastAsia" w:hAnsiTheme="majorHAnsi" w:cstheme="majorBidi"/>
+      <w:rFonts w:ascii="Times New Roman" w:hAnsi="Times New Roman"/>
       <w:b/>
       <w:bCs/>
-      <w:color w:val="4F81BD" w:themeColor="accent1"/>
+      <w:color w:val="000000"/>
       <w:sz w:val="26"/>
       <w:szCs w:val="26"/>
+      <w:lang w:val="az-Latn-AZ"/>
     </w:rPr>
   </w:style>
   <w:style w:type="paragraph" w:styleId="Heading3">
@@ -1020,7 +845,7 @@
       <w:outlineLvl w:val="2"/>
     </w:pPr>
     <w:rPr>
-      <w:rFonts w:asciiTheme="majorHAnsi" w:eastAsiaTheme="majorEastAsia" w:hAnsiTheme="majorHAnsi" w:cstheme="majorBidi"/>
+      <w:rFonts/>
       <w:b/>
       <w:bCs/>
       <w:color w:val="4F81BD" w:themeColor="accent1"/>
@@ -1043,7 +868,7 @@
       <w:outlineLvl w:val="3"/>
     </w:pPr>
     <w:rPr>
-      <w:rFonts w:asciiTheme="majorHAnsi" w:eastAsiaTheme="majorEastAsia" w:hAnsiTheme="majorHAnsi" w:cstheme="majorBidi"/>
+      <w:rFonts/>
       <w:b/>
       <w:bCs/>
       <w:i/>
@@ -1068,7 +893,7 @@
       <w:outlineLvl w:val="4"/>
     </w:pPr>
     <w:rPr>
-      <w:rFonts w:asciiTheme="majorHAnsi" w:eastAsiaTheme="majorEastAsia" w:hAnsiTheme="majorHAnsi" w:cstheme="majorBidi"/>
+      <w:rFonts/>
       <w:color w:val="243F60" w:themeColor="accent1" w:themeShade="7F"/>
     </w:rPr>
   </w:style>
@@ -1089,7 +914,7 @@
       <w:outlineLvl w:val="5"/>
     </w:pPr>
     <w:rPr>
-      <w:rFonts w:asciiTheme="majorHAnsi" w:eastAsiaTheme="majorEastAsia" w:hAnsiTheme="majorHAnsi" w:cstheme="majorBidi"/>
+      <w:rFonts/>
       <w:i/>
       <w:iCs/>
       <w:color w:val="243F60" w:themeColor="accent1" w:themeShade="7F"/>
@@ -1112,7 +937,7 @@
       <w:outlineLvl w:val="6"/>
     </w:pPr>
     <w:rPr>
-      <w:rFonts w:asciiTheme="majorHAnsi" w:eastAsiaTheme="majorEastAsia" w:hAnsiTheme="majorHAnsi" w:cstheme="majorBidi"/>
+      <w:rFonts/>
       <w:i/>
       <w:iCs/>
       <w:color w:val="404040" w:themeColor="text1" w:themeTint="BF"/>
@@ -1135,7 +960,7 @@
       <w:outlineLvl w:val="7"/>
     </w:pPr>
     <w:rPr>
-      <w:rFonts w:asciiTheme="majorHAnsi" w:eastAsiaTheme="majorEastAsia" w:hAnsiTheme="majorHAnsi" w:cstheme="majorBidi"/>
+      <w:rFonts/>
       <w:color w:val="4F81BD" w:themeColor="accent1"/>
       <w:sz w:val="20"/>
       <w:szCs w:val="20"/>
@@ -1158,7 +983,7 @@
       <w:outlineLvl w:val="8"/>
     </w:pPr>
     <w:rPr>
-      <w:rFonts w:asciiTheme="majorHAnsi" w:eastAsiaTheme="majorEastAsia" w:hAnsiTheme="majorHAnsi" w:cstheme="majorBidi"/>
+      <w:rFonts/>
       <w:i/>
       <w:iCs/>
       <w:color w:val="404040" w:themeColor="text1" w:themeTint="BF"/>
@@ -1209,7 +1034,7 @@
     <w:uiPriority w:val="9"/>
     <w:rsid w:val="00FC693F"/>
     <w:rPr>
-      <w:rFonts w:asciiTheme="majorHAnsi" w:eastAsiaTheme="majorEastAsia" w:hAnsiTheme="majorHAnsi" w:cstheme="majorBidi"/>
+      <w:rFonts/>
       <w:b/>
       <w:bCs/>
       <w:color w:val="365F91" w:themeColor="accent1" w:themeShade="BF"/>
@@ -1224,7 +1049,7 @@
     <w:uiPriority w:val="9"/>
     <w:rsid w:val="00FC693F"/>
     <w:rPr>
-      <w:rFonts w:asciiTheme="majorHAnsi" w:eastAsiaTheme="majorEastAsia" w:hAnsiTheme="majorHAnsi" w:cstheme="majorBidi"/>
+      <w:rFonts/>
       <w:b/>
       <w:bCs/>
       <w:color w:val="4F81BD" w:themeColor="accent1"/>
@@ -1239,7 +1064,7 @@
     <w:uiPriority w:val="9"/>
     <w:rsid w:val="00FC693F"/>
     <w:rPr>
-      <w:rFonts w:asciiTheme="majorHAnsi" w:eastAsiaTheme="majorEastAsia" w:hAnsiTheme="majorHAnsi" w:cstheme="majorBidi"/>
+      <w:rFonts/>
       <w:b/>
       <w:bCs/>
       <w:color w:val="4F81BD" w:themeColor="accent1"/>
@@ -1254,19 +1079,17 @@
     <w:qFormat/>
     <w:rsid w:val="00FC693F"/>
     <w:pPr>
-      <w:pBdr>
-        <w:bottom w:val="single" w:sz="8" w:space="4" w:color="4F81BD" w:themeColor="accent1"/>
-      </w:pBdr>
-      <w:spacing w:after="300" w:line="240" w:lineRule="auto"/>
+      <w:spacing w:after="120" w:line="259" w:lineRule="auto"/>
       <w:contextualSpacing/>
     </w:pPr>
     <w:rPr>
-      <w:rFonts w:asciiTheme="majorHAnsi" w:eastAsiaTheme="majorEastAsia" w:hAnsiTheme="majorHAnsi" w:cstheme="majorBidi"/>
-      <w:color w:val="17365D" w:themeColor="text2" w:themeShade="BF"/>
+      <w:rFonts w:ascii="Times New Roman" w:hAnsi="Times New Roman"/>
+      <w:color w:val="000000"/>
       <w:spacing w:val="5"/>
       <w:kern w:val="28"/>
-      <w:sz w:val="52"/>
+      <w:sz w:val="40"/>
       <w:szCs w:val="52"/>
+      <w:lang w:val="az-Latn-AZ"/>
     </w:rPr>
   </w:style>
   <w:style w:type="character" w:customStyle="1" w:styleId="TitleChar">
@@ -1276,7 +1099,7 @@
     <w:uiPriority w:val="10"/>
     <w:rsid w:val="00FC693F"/>
     <w:rPr>
-      <w:rFonts w:asciiTheme="majorHAnsi" w:eastAsiaTheme="majorEastAsia" w:hAnsiTheme="majorHAnsi" w:cstheme="majorBidi"/>
+      <w:rFonts/>
       <w:color w:val="17365D" w:themeColor="text2" w:themeShade="BF"/>
       <w:spacing w:val="5"/>
       <w:kern w:val="28"/>
@@ -1298,7 +1121,7 @@
       </w:numPr>
     </w:pPr>
     <w:rPr>
-      <w:rFonts w:asciiTheme="majorHAnsi" w:eastAsiaTheme="majorEastAsia" w:hAnsiTheme="majorHAnsi" w:cstheme="majorBidi"/>
+      <w:rFonts/>
       <w:i/>
       <w:iCs/>
       <w:color w:val="4F81BD" w:themeColor="accent1"/>
@@ -1314,7 +1137,7 @@
     <w:uiPriority w:val="11"/>
     <w:rsid w:val="00FC693F"/>
     <w:rPr>
-      <w:rFonts w:asciiTheme="majorHAnsi" w:eastAsiaTheme="majorEastAsia" w:hAnsiTheme="majorHAnsi" w:cstheme="majorBidi"/>
+      <w:rFonts/>
       <w:i/>
       <w:iCs/>
       <w:color w:val="4F81BD" w:themeColor="accent1"/>
@@ -1439,8 +1262,15 @@
       <w:numPr>
         <w:numId w:val="1"/>
       </w:numPr>
+      <w:spacing w:after="120" w:line="259" w:lineRule="auto"/>
       <w:contextualSpacing/>
     </w:pPr>
+    <w:rPr>
+      <w:rFonts w:ascii="Times New Roman" w:hAnsi="Times New Roman"/>
+      <w:color w:val="000000"/>
+      <w:sz w:val="24"/>
+      <w:lang w:val="az-Latn-AZ"/>
+    </w:rPr>
   </w:style>
   <w:style w:type="paragraph" w:styleId="ListBullet2">
     <w:name w:val="List Bullet 2"/>
@@ -1612,7 +1442,7 @@
     <w:semiHidden/>
     <w:rsid w:val="00FC693F"/>
     <w:rPr>
-      <w:rFonts w:asciiTheme="majorHAnsi" w:eastAsiaTheme="majorEastAsia" w:hAnsiTheme="majorHAnsi" w:cstheme="majorBidi"/>
+      <w:rFonts/>
       <w:b/>
       <w:bCs/>
       <w:i/>
@@ -1628,7 +1458,7 @@
     <w:semiHidden/>
     <w:rsid w:val="00FC693F"/>
     <w:rPr>
-      <w:rFonts w:asciiTheme="majorHAnsi" w:eastAsiaTheme="majorEastAsia" w:hAnsiTheme="majorHAnsi" w:cstheme="majorBidi"/>
+      <w:rFonts/>
       <w:color w:val="243F60" w:themeColor="accent1" w:themeShade="7F"/>
     </w:rPr>
   </w:style>
@@ -1640,7 +1470,7 @@
     <w:semiHidden/>
     <w:rsid w:val="00FC693F"/>
     <w:rPr>
-      <w:rFonts w:asciiTheme="majorHAnsi" w:eastAsiaTheme="majorEastAsia" w:hAnsiTheme="majorHAnsi" w:cstheme="majorBidi"/>
+      <w:rFonts/>
       <w:i/>
       <w:iCs/>
       <w:color w:val="243F60" w:themeColor="accent1" w:themeShade="7F"/>
@@ -1654,7 +1484,7 @@
     <w:semiHidden/>
     <w:rsid w:val="00FC693F"/>
     <w:rPr>
-      <w:rFonts w:asciiTheme="majorHAnsi" w:eastAsiaTheme="majorEastAsia" w:hAnsiTheme="majorHAnsi" w:cstheme="majorBidi"/>
+      <w:rFonts/>
       <w:i/>
       <w:iCs/>
       <w:color w:val="404040" w:themeColor="text1" w:themeTint="BF"/>
@@ -1668,7 +1498,7 @@
     <w:semiHidden/>
     <w:rsid w:val="00FC693F"/>
     <w:rPr>
-      <w:rFonts w:asciiTheme="majorHAnsi" w:eastAsiaTheme="majorEastAsia" w:hAnsiTheme="majorHAnsi" w:cstheme="majorBidi"/>
+      <w:rFonts/>
       <w:color w:val="4F81BD" w:themeColor="accent1"/>
       <w:sz w:val="20"/>
       <w:szCs w:val="20"/>
@@ -1682,7 +1512,7 @@
     <w:semiHidden/>
     <w:rsid w:val="00FC693F"/>
     <w:rPr>
-      <w:rFonts w:asciiTheme="majorHAnsi" w:eastAsiaTheme="majorEastAsia" w:hAnsiTheme="majorHAnsi" w:cstheme="majorBidi"/>
+      <w:rFonts/>
       <w:i/>
       <w:iCs/>
       <w:color w:val="404040" w:themeColor="text1" w:themeTint="BF"/>
@@ -1741,9 +1571,6 @@
     <w:qFormat/>
     <w:rsid w:val="00FC693F"/>
     <w:pPr>
-      <w:pBdr>
-        <w:bottom w:val="single" w:sz="4" w:space="4" w:color="4F81BD" w:themeColor="accent1"/>
-      </w:pBdr>
       <w:spacing w:before="200" w:after="280"/>
       <w:ind w:left="936" w:right="936"/>
     </w:pPr>
@@ -3271,7 +3098,7 @@
         <w:spacing w:before="0" w:after="0" w:line="240" w:lineRule="auto"/>
       </w:pPr>
       <w:rPr>
-        <w:rFonts w:asciiTheme="majorHAnsi" w:eastAsiaTheme="majorEastAsia" w:hAnsiTheme="majorHAnsi" w:cstheme="majorBidi"/>
+        <w:rFonts/>
         <w:b/>
         <w:bCs/>
       </w:rPr>
@@ -3292,7 +3119,7 @@
         <w:spacing w:before="0" w:after="0" w:line="240" w:lineRule="auto"/>
       </w:pPr>
       <w:rPr>
-        <w:rFonts w:asciiTheme="majorHAnsi" w:eastAsiaTheme="majorEastAsia" w:hAnsiTheme="majorHAnsi" w:cstheme="majorBidi"/>
+        <w:rFonts/>
         <w:b/>
         <w:bCs/>
       </w:rPr>
@@ -3310,14 +3137,14 @@
     </w:tblStylePr>
     <w:tblStylePr w:type="firstCol">
       <w:rPr>
-        <w:rFonts w:asciiTheme="majorHAnsi" w:eastAsiaTheme="majorEastAsia" w:hAnsiTheme="majorHAnsi" w:cstheme="majorBidi"/>
+        <w:rFonts/>
         <w:b/>
         <w:bCs/>
       </w:rPr>
     </w:tblStylePr>
     <w:tblStylePr w:type="lastCol">
       <w:rPr>
-        <w:rFonts w:asciiTheme="majorHAnsi" w:eastAsiaTheme="majorEastAsia" w:hAnsiTheme="majorHAnsi" w:cstheme="majorBidi"/>
+        <w:rFonts/>
         <w:b/>
         <w:bCs/>
       </w:rPr>
@@ -3401,7 +3228,7 @@
         <w:spacing w:before="0" w:after="0" w:line="240" w:lineRule="auto"/>
       </w:pPr>
       <w:rPr>
-        <w:rFonts w:asciiTheme="majorHAnsi" w:eastAsiaTheme="majorEastAsia" w:hAnsiTheme="majorHAnsi" w:cstheme="majorBidi"/>
+        <w:rFonts/>
         <w:b/>
         <w:bCs/>
       </w:rPr>
@@ -3422,7 +3249,7 @@
         <w:spacing w:before="0" w:after="0" w:line="240" w:lineRule="auto"/>
       </w:pPr>
       <w:rPr>
-        <w:rFonts w:asciiTheme="majorHAnsi" w:eastAsiaTheme="majorEastAsia" w:hAnsiTheme="majorHAnsi" w:cstheme="majorBidi"/>
+        <w:rFonts/>
         <w:b/>
         <w:bCs/>
       </w:rPr>
@@ -3440,14 +3267,14 @@
     </w:tblStylePr>
     <w:tblStylePr w:type="firstCol">
       <w:rPr>
-        <w:rFonts w:asciiTheme="majorHAnsi" w:eastAsiaTheme="majorEastAsia" w:hAnsiTheme="majorHAnsi" w:cstheme="majorBidi"/>
+        <w:rFonts/>
         <w:b/>
         <w:bCs/>
       </w:rPr>
     </w:tblStylePr>
     <w:tblStylePr w:type="lastCol">
       <w:rPr>
-        <w:rFonts w:asciiTheme="majorHAnsi" w:eastAsiaTheme="majorEastAsia" w:hAnsiTheme="majorHAnsi" w:cstheme="majorBidi"/>
+        <w:rFonts/>
         <w:b/>
         <w:bCs/>
       </w:rPr>
@@ -3531,7 +3358,7 @@
         <w:spacing w:before="0" w:after="0" w:line="240" w:lineRule="auto"/>
       </w:pPr>
       <w:rPr>
-        <w:rFonts w:asciiTheme="majorHAnsi" w:eastAsiaTheme="majorEastAsia" w:hAnsiTheme="majorHAnsi" w:cstheme="majorBidi"/>
+        <w:rFonts/>
         <w:b/>
         <w:bCs/>
       </w:rPr>
@@ -3552,7 +3379,7 @@
         <w:spacing w:before="0" w:after="0" w:line="240" w:lineRule="auto"/>
       </w:pPr>
       <w:rPr>
-        <w:rFonts w:asciiTheme="majorHAnsi" w:eastAsiaTheme="majorEastAsia" w:hAnsiTheme="majorHAnsi" w:cstheme="majorBidi"/>
+        <w:rFonts/>
         <w:b/>
         <w:bCs/>
       </w:rPr>
@@ -3570,14 +3397,14 @@
     </w:tblStylePr>
     <w:tblStylePr w:type="firstCol">
       <w:rPr>
-        <w:rFonts w:asciiTheme="majorHAnsi" w:eastAsiaTheme="majorEastAsia" w:hAnsiTheme="majorHAnsi" w:cstheme="majorBidi"/>
+        <w:rFonts/>
         <w:b/>
         <w:bCs/>
       </w:rPr>
     </w:tblStylePr>
     <w:tblStylePr w:type="lastCol">
       <w:rPr>
-        <w:rFonts w:asciiTheme="majorHAnsi" w:eastAsiaTheme="majorEastAsia" w:hAnsiTheme="majorHAnsi" w:cstheme="majorBidi"/>
+        <w:rFonts/>
         <w:b/>
         <w:bCs/>
       </w:rPr>
@@ -3661,7 +3488,7 @@
         <w:spacing w:before="0" w:after="0" w:line="240" w:lineRule="auto"/>
       </w:pPr>
       <w:rPr>
-        <w:rFonts w:asciiTheme="majorHAnsi" w:eastAsiaTheme="majorEastAsia" w:hAnsiTheme="majorHAnsi" w:cstheme="majorBidi"/>
+        <w:rFonts/>
         <w:b/>
         <w:bCs/>
       </w:rPr>
@@ -3682,7 +3509,7 @@
         <w:spacing w:before="0" w:after="0" w:line="240" w:lineRule="auto"/>
       </w:pPr>
       <w:rPr>
-        <w:rFonts w:asciiTheme="majorHAnsi" w:eastAsiaTheme="majorEastAsia" w:hAnsiTheme="majorHAnsi" w:cstheme="majorBidi"/>
+        <w:rFonts/>
         <w:b/>
         <w:bCs/>
       </w:rPr>
@@ -3700,14 +3527,14 @@
     </w:tblStylePr>
     <w:tblStylePr w:type="firstCol">
       <w:rPr>
-        <w:rFonts w:asciiTheme="majorHAnsi" w:eastAsiaTheme="majorEastAsia" w:hAnsiTheme="majorHAnsi" w:cstheme="majorBidi"/>
+        <w:rFonts/>
         <w:b/>
         <w:bCs/>
       </w:rPr>
     </w:tblStylePr>
     <w:tblStylePr w:type="lastCol">
       <w:rPr>
-        <w:rFonts w:asciiTheme="majorHAnsi" w:eastAsiaTheme="majorEastAsia" w:hAnsiTheme="majorHAnsi" w:cstheme="majorBidi"/>
+        <w:rFonts/>
         <w:b/>
         <w:bCs/>
       </w:rPr>
@@ -3791,7 +3618,7 @@
         <w:spacing w:before="0" w:after="0" w:line="240" w:lineRule="auto"/>
       </w:pPr>
       <w:rPr>
-        <w:rFonts w:asciiTheme="majorHAnsi" w:eastAsiaTheme="majorEastAsia" w:hAnsiTheme="majorHAnsi" w:cstheme="majorBidi"/>
+        <w:rFonts/>
         <w:b/>
         <w:bCs/>
       </w:rPr>
@@ -3812,7 +3639,7 @@
         <w:spacing w:before="0" w:after="0" w:line="240" w:lineRule="auto"/>
       </w:pPr>
       <w:rPr>
-        <w:rFonts w:asciiTheme="majorHAnsi" w:eastAsiaTheme="majorEastAsia" w:hAnsiTheme="majorHAnsi" w:cstheme="majorBidi"/>
+        <w:rFonts/>
         <w:b/>
         <w:bCs/>
       </w:rPr>
@@ -3830,14 +3657,14 @@
     </w:tblStylePr>
     <w:tblStylePr w:type="firstCol">
       <w:rPr>
-        <w:rFonts w:asciiTheme="majorHAnsi" w:eastAsiaTheme="majorEastAsia" w:hAnsiTheme="majorHAnsi" w:cstheme="majorBidi"/>
+        <w:rFonts/>
         <w:b/>
         <w:bCs/>
       </w:rPr>
     </w:tblStylePr>
     <w:tblStylePr w:type="lastCol">
       <w:rPr>
-        <w:rFonts w:asciiTheme="majorHAnsi" w:eastAsiaTheme="majorEastAsia" w:hAnsiTheme="majorHAnsi" w:cstheme="majorBidi"/>
+        <w:rFonts/>
         <w:b/>
         <w:bCs/>
       </w:rPr>
@@ -3921,7 +3748,7 @@
         <w:spacing w:before="0" w:after="0" w:line="240" w:lineRule="auto"/>
       </w:pPr>
       <w:rPr>
-        <w:rFonts w:asciiTheme="majorHAnsi" w:eastAsiaTheme="majorEastAsia" w:hAnsiTheme="majorHAnsi" w:cstheme="majorBidi"/>
+        <w:rFonts/>
         <w:b/>
         <w:bCs/>
       </w:rPr>
@@ -3942,7 +3769,7 @@
         <w:spacing w:before="0" w:after="0" w:line="240" w:lineRule="auto"/>
       </w:pPr>
       <w:rPr>
-        <w:rFonts w:asciiTheme="majorHAnsi" w:eastAsiaTheme="majorEastAsia" w:hAnsiTheme="majorHAnsi" w:cstheme="majorBidi"/>
+        <w:rFonts/>
         <w:b/>
         <w:bCs/>
       </w:rPr>
@@ -3960,14 +3787,14 @@
     </w:tblStylePr>
     <w:tblStylePr w:type="firstCol">
       <w:rPr>
-        <w:rFonts w:asciiTheme="majorHAnsi" w:eastAsiaTheme="majorEastAsia" w:hAnsiTheme="majorHAnsi" w:cstheme="majorBidi"/>
+        <w:rFonts/>
         <w:b/>
         <w:bCs/>
       </w:rPr>
     </w:tblStylePr>
     <w:tblStylePr w:type="lastCol">
       <w:rPr>
-        <w:rFonts w:asciiTheme="majorHAnsi" w:eastAsiaTheme="majorEastAsia" w:hAnsiTheme="majorHAnsi" w:cstheme="majorBidi"/>
+        <w:rFonts/>
         <w:b/>
         <w:bCs/>
       </w:rPr>
@@ -4051,7 +3878,7 @@
         <w:spacing w:before="0" w:after="0" w:line="240" w:lineRule="auto"/>
       </w:pPr>
       <w:rPr>
-        <w:rFonts w:asciiTheme="majorHAnsi" w:eastAsiaTheme="majorEastAsia" w:hAnsiTheme="majorHAnsi" w:cstheme="majorBidi"/>
+        <w:rFonts/>
         <w:b/>
         <w:bCs/>
       </w:rPr>
@@ -4072,7 +3899,7 @@
         <w:spacing w:before="0" w:after="0" w:line="240" w:lineRule="auto"/>
       </w:pPr>
       <w:rPr>
-        <w:rFonts w:asciiTheme="majorHAnsi" w:eastAsiaTheme="majorEastAsia" w:hAnsiTheme="majorHAnsi" w:cstheme="majorBidi"/>
+        <w:rFonts/>
         <w:b/>
         <w:bCs/>
       </w:rPr>
@@ -4090,14 +3917,14 @@
     </w:tblStylePr>
     <w:tblStylePr w:type="firstCol">
       <w:rPr>
-        <w:rFonts w:asciiTheme="majorHAnsi" w:eastAsiaTheme="majorEastAsia" w:hAnsiTheme="majorHAnsi" w:cstheme="majorBidi"/>
+        <w:rFonts/>
         <w:b/>
         <w:bCs/>
       </w:rPr>
     </w:tblStylePr>
     <w:tblStylePr w:type="lastCol">
       <w:rPr>
-        <w:rFonts w:asciiTheme="majorHAnsi" w:eastAsiaTheme="majorEastAsia" w:hAnsiTheme="majorHAnsi" w:cstheme="majorBidi"/>
+        <w:rFonts/>
         <w:b/>
         <w:bCs/>
       </w:rPr>
@@ -5962,7 +5789,7 @@
     </w:tblPr>
     <w:tblStylePr w:type="firstRow">
       <w:rPr>
-        <w:rFonts w:asciiTheme="majorHAnsi" w:eastAsiaTheme="majorEastAsia" w:hAnsiTheme="majorHAnsi" w:cstheme="majorBidi"/>
+        <w:rFonts/>
       </w:rPr>
       <w:tblPr/>
       <w:tcPr>
@@ -6046,7 +5873,7 @@
     </w:tblPr>
     <w:tblStylePr w:type="firstRow">
       <w:rPr>
-        <w:rFonts w:asciiTheme="majorHAnsi" w:eastAsiaTheme="majorEastAsia" w:hAnsiTheme="majorHAnsi" w:cstheme="majorBidi"/>
+        <w:rFonts/>
       </w:rPr>
       <w:tblPr/>
       <w:tcPr>
@@ -6130,7 +5957,7 @@
     </w:tblPr>
     <w:tblStylePr w:type="firstRow">
       <w:rPr>
-        <w:rFonts w:asciiTheme="majorHAnsi" w:eastAsiaTheme="majorEastAsia" w:hAnsiTheme="majorHAnsi" w:cstheme="majorBidi"/>
+        <w:rFonts/>
       </w:rPr>
       <w:tblPr/>
       <w:tcPr>
@@ -6214,7 +6041,7 @@
     </w:tblPr>
     <w:tblStylePr w:type="firstRow">
       <w:rPr>
-        <w:rFonts w:asciiTheme="majorHAnsi" w:eastAsiaTheme="majorEastAsia" w:hAnsiTheme="majorHAnsi" w:cstheme="majorBidi"/>
+        <w:rFonts/>
       </w:rPr>
       <w:tblPr/>
       <w:tcPr>
@@ -6298,7 +6125,7 @@
     </w:tblPr>
     <w:tblStylePr w:type="firstRow">
       <w:rPr>
-        <w:rFonts w:asciiTheme="majorHAnsi" w:eastAsiaTheme="majorEastAsia" w:hAnsiTheme="majorHAnsi" w:cstheme="majorBidi"/>
+        <w:rFonts/>
       </w:rPr>
       <w:tblPr/>
       <w:tcPr>
@@ -6382,7 +6209,7 @@
     </w:tblPr>
     <w:tblStylePr w:type="firstRow">
       <w:rPr>
-        <w:rFonts w:asciiTheme="majorHAnsi" w:eastAsiaTheme="majorEastAsia" w:hAnsiTheme="majorHAnsi" w:cstheme="majorBidi"/>
+        <w:rFonts/>
       </w:rPr>
       <w:tblPr/>
       <w:tcPr>
@@ -6466,7 +6293,7 @@
     </w:tblPr>
     <w:tblStylePr w:type="firstRow">
       <w:rPr>
-        <w:rFonts w:asciiTheme="majorHAnsi" w:eastAsiaTheme="majorEastAsia" w:hAnsiTheme="majorHAnsi" w:cstheme="majorBidi"/>
+        <w:rFonts/>
       </w:rPr>
       <w:tblPr/>
       <w:tcPr>
@@ -6531,7 +6358,7 @@
       <w:spacing w:after="0" w:line="240" w:lineRule="auto"/>
     </w:pPr>
     <w:rPr>
-      <w:rFonts w:asciiTheme="majorHAnsi" w:eastAsiaTheme="majorEastAsia" w:hAnsiTheme="majorHAnsi" w:cstheme="majorBidi"/>
+      <w:rFonts/>
       <w:color w:val="000000" w:themeColor="text1"/>
     </w:rPr>
     <w:tblPr>
@@ -6659,7 +6486,7 @@
       <w:spacing w:after="0" w:line="240" w:lineRule="auto"/>
     </w:pPr>
     <w:rPr>
-      <w:rFonts w:asciiTheme="majorHAnsi" w:eastAsiaTheme="majorEastAsia" w:hAnsiTheme="majorHAnsi" w:cstheme="majorBidi"/>
+      <w:rFonts/>
       <w:color w:val="000000" w:themeColor="text1"/>
     </w:rPr>
     <w:tblPr>
@@ -6787,7 +6614,7 @@
       <w:spacing w:after="0" w:line="240" w:lineRule="auto"/>
     </w:pPr>
     <w:rPr>
-      <w:rFonts w:asciiTheme="majorHAnsi" w:eastAsiaTheme="majorEastAsia" w:hAnsiTheme="majorHAnsi" w:cstheme="majorBidi"/>
+      <w:rFonts/>
       <w:color w:val="000000" w:themeColor="text1"/>
     </w:rPr>
     <w:tblPr>
@@ -6915,7 +6742,7 @@
       <w:spacing w:after="0" w:line="240" w:lineRule="auto"/>
     </w:pPr>
     <w:rPr>
-      <w:rFonts w:asciiTheme="majorHAnsi" w:eastAsiaTheme="majorEastAsia" w:hAnsiTheme="majorHAnsi" w:cstheme="majorBidi"/>
+      <w:rFonts/>
       <w:color w:val="000000" w:themeColor="text1"/>
     </w:rPr>
     <w:tblPr>
@@ -7043,7 +6870,7 @@
       <w:spacing w:after="0" w:line="240" w:lineRule="auto"/>
     </w:pPr>
     <w:rPr>
-      <w:rFonts w:asciiTheme="majorHAnsi" w:eastAsiaTheme="majorEastAsia" w:hAnsiTheme="majorHAnsi" w:cstheme="majorBidi"/>
+      <w:rFonts/>
       <w:color w:val="000000" w:themeColor="text1"/>
     </w:rPr>
     <w:tblPr>
@@ -7171,7 +6998,7 @@
       <w:spacing w:after="0" w:line="240" w:lineRule="auto"/>
     </w:pPr>
     <w:rPr>
-      <w:rFonts w:asciiTheme="majorHAnsi" w:eastAsiaTheme="majorEastAsia" w:hAnsiTheme="majorHAnsi" w:cstheme="majorBidi"/>
+      <w:rFonts/>
       <w:color w:val="000000" w:themeColor="text1"/>
     </w:rPr>
     <w:tblPr>
@@ -7299,7 +7126,7 @@
       <w:spacing w:after="0" w:line="240" w:lineRule="auto"/>
     </w:pPr>
     <w:rPr>
-      <w:rFonts w:asciiTheme="majorHAnsi" w:eastAsiaTheme="majorEastAsia" w:hAnsiTheme="majorHAnsi" w:cstheme="majorBidi"/>
+      <w:rFonts/>
       <w:color w:val="000000" w:themeColor="text1"/>
     </w:rPr>
     <w:tblPr>
@@ -7938,7 +7765,7 @@
       <w:spacing w:after="0" w:line="240" w:lineRule="auto"/>
     </w:pPr>
     <w:rPr>
-      <w:rFonts w:asciiTheme="majorHAnsi" w:eastAsiaTheme="majorEastAsia" w:hAnsiTheme="majorHAnsi" w:cstheme="majorBidi"/>
+      <w:rFonts/>
       <w:color w:val="000000" w:themeColor="text1"/>
     </w:rPr>
     <w:tblPr>
@@ -8063,7 +7890,7 @@
       <w:spacing w:after="0" w:line="240" w:lineRule="auto"/>
     </w:pPr>
     <w:rPr>
-      <w:rFonts w:asciiTheme="majorHAnsi" w:eastAsiaTheme="majorEastAsia" w:hAnsiTheme="majorHAnsi" w:cstheme="majorBidi"/>
+      <w:rFonts/>
       <w:color w:val="000000" w:themeColor="text1"/>
     </w:rPr>
     <w:tblPr>
@@ -8188,7 +8015,7 @@
       <w:spacing w:after="0" w:line="240" w:lineRule="auto"/>
     </w:pPr>
     <w:rPr>
-      <w:rFonts w:asciiTheme="majorHAnsi" w:eastAsiaTheme="majorEastAsia" w:hAnsiTheme="majorHAnsi" w:cstheme="majorBidi"/>
+      <w:rFonts/>
       <w:color w:val="000000" w:themeColor="text1"/>
     </w:rPr>
     <w:tblPr>
@@ -8313,7 +8140,7 @@
       <w:spacing w:after="0" w:line="240" w:lineRule="auto"/>
     </w:pPr>
     <w:rPr>
-      <w:rFonts w:asciiTheme="majorHAnsi" w:eastAsiaTheme="majorEastAsia" w:hAnsiTheme="majorHAnsi" w:cstheme="majorBidi"/>
+      <w:rFonts/>
       <w:color w:val="000000" w:themeColor="text1"/>
     </w:rPr>
     <w:tblPr>
@@ -8438,7 +8265,7 @@
       <w:spacing w:after="0" w:line="240" w:lineRule="auto"/>
     </w:pPr>
     <w:rPr>
-      <w:rFonts w:asciiTheme="majorHAnsi" w:eastAsiaTheme="majorEastAsia" w:hAnsiTheme="majorHAnsi" w:cstheme="majorBidi"/>
+      <w:rFonts/>
       <w:color w:val="000000" w:themeColor="text1"/>
     </w:rPr>
     <w:tblPr>
@@ -8563,7 +8390,7 @@
       <w:spacing w:after="0" w:line="240" w:lineRule="auto"/>
     </w:pPr>
     <w:rPr>
-      <w:rFonts w:asciiTheme="majorHAnsi" w:eastAsiaTheme="majorEastAsia" w:hAnsiTheme="majorHAnsi" w:cstheme="majorBidi"/>
+      <w:rFonts/>
       <w:color w:val="000000" w:themeColor="text1"/>
     </w:rPr>
     <w:tblPr>
@@ -8688,7 +8515,7 @@
       <w:spacing w:after="0" w:line="240" w:lineRule="auto"/>
     </w:pPr>
     <w:rPr>
-      <w:rFonts w:asciiTheme="majorHAnsi" w:eastAsiaTheme="majorEastAsia" w:hAnsiTheme="majorHAnsi" w:cstheme="majorBidi"/>
+      <w:rFonts/>
       <w:color w:val="000000" w:themeColor="text1"/>
     </w:rPr>
     <w:tblPr>

--- a/az/discovery-articles/7.5 Robototexnika.docx
+++ b/az/discovery-articles/7.5 Robototexnika.docx
@@ -120,7 +120,7 @@
         <w:widowControl/>
       </w:pPr>
       <w:r>
-        <w:t>Kim kəşf edib və ya yaradıb</w:t>
+        <w:t xml:space="preserve">Kim yaradıb</w:t>
       </w:r>
     </w:p>
     <w:p>
@@ -217,7 +217,7 @@
         <w:rPr>
           <w:sz w:val="20"/>
         </w:rPr>
-        <w:t>C Qurumların materialları və ensiklopedik mənbələr</w:t>
+        <w:t>Qurumların materialları və ensiklopedik mənbələr</w:t>
       </w:r>
     </w:p>
     <w:p>
@@ -277,7 +277,7 @@
         <w:rPr>
           <w:sz w:val="20"/>
         </w:rPr>
-        <w:t>D Muzey arxiv və kitabxana materialları</w:t>
+        <w:t>Muzey arxiv və kitabxana materialları</w:t>
       </w:r>
     </w:p>
     <w:p>
@@ -313,7 +313,7 @@
         <w:rPr>
           <w:sz w:val="20"/>
         </w:rPr>
-        <w:t>H Peşə birlikləri və standartlaşdırma qurumları</w:t>
+        <w:t>Peşə birlikləri və standartlaşdırma qurumları</w:t>
       </w:r>
     </w:p>
     <w:p>
